--- a/Books/Stories/ThePrincessAndTheWitchDoctor/Notes_ThePrincessAndTheWitchDoctor.docx
+++ b/Books/Stories/ThePrincessAndTheWitchDoctor/Notes_ThePrincessAndTheWitchDoctor.docx
@@ -59,6 +59,218 @@
       </w:r>
     </w:p>
     <w:p/>
+    <w:p>
+      <w:pPr>
+        <w:pStyle w:val="H3"/>
+      </w:pPr>
+      <w:r>
+        <w:t xml:space="preserve">St. Anthony of Padua </w:t>
+      </w:r>
+      <w:r>
+        <w:t>Hospital – Saint of hopeless causes and healing</w:t>
+      </w:r>
+    </w:p>
+    <w:tbl>
+      <w:tblPr>
+        <w:tblStyle w:val="TableGrid"/>
+        <w:tblW w:w="0" w:type="auto"/>
+        <w:tblLook w:val="04A0"/>
+      </w:tblPr>
+      <w:tblGrid>
+        <w:gridCol w:w="2518"/>
+        <w:gridCol w:w="5306"/>
+        <w:gridCol w:w="3912"/>
+      </w:tblGrid>
+      <w:tr>
+        <w:tc>
+          <w:tcPr>
+            <w:tcW w:w="2518" w:type="dxa"/>
+          </w:tcPr>
+          <w:p>
+            <w:r>
+              <w:t>Dr. Julio Martinis</w:t>
+            </w:r>
+          </w:p>
+        </w:tc>
+        <w:tc>
+          <w:tcPr>
+            <w:tcW w:w="5306" w:type="dxa"/>
+          </w:tcPr>
+          <w:p>
+            <w:r>
+              <w:t>Chief Medical Officer</w:t>
+            </w:r>
+          </w:p>
+        </w:tc>
+        <w:tc>
+          <w:tcPr>
+            <w:tcW w:w="3912" w:type="dxa"/>
+          </w:tcPr>
+          <w:p/>
+        </w:tc>
+      </w:tr>
+      <w:tr>
+        <w:tc>
+          <w:tcPr>
+            <w:tcW w:w="2518" w:type="dxa"/>
+          </w:tcPr>
+          <w:p/>
+        </w:tc>
+        <w:tc>
+          <w:tcPr>
+            <w:tcW w:w="5306" w:type="dxa"/>
+          </w:tcPr>
+          <w:p/>
+        </w:tc>
+        <w:tc>
+          <w:tcPr>
+            <w:tcW w:w="3912" w:type="dxa"/>
+          </w:tcPr>
+          <w:p/>
+        </w:tc>
+      </w:tr>
+      <w:tr>
+        <w:tc>
+          <w:tcPr>
+            <w:tcW w:w="2518" w:type="dxa"/>
+          </w:tcPr>
+          <w:p>
+            <w:r>
+              <w:t xml:space="preserve">Luke </w:t>
+            </w:r>
+            <w:r>
+              <w:t>Aelindril</w:t>
+            </w:r>
+          </w:p>
+        </w:tc>
+        <w:tc>
+          <w:tcPr>
+            <w:tcW w:w="5306" w:type="dxa"/>
+          </w:tcPr>
+          <w:p>
+            <w:r>
+              <w:t>Intern</w:t>
+            </w:r>
+          </w:p>
+        </w:tc>
+        <w:tc>
+          <w:tcPr>
+            <w:tcW w:w="3912" w:type="dxa"/>
+          </w:tcPr>
+          <w:p>
+            <w:r>
+              <w:t>Luke means Hand of Fate</w:t>
+            </w:r>
+          </w:p>
+          <w:p>
+            <w:r>
+              <w:t>Aelindril</w:t>
+            </w:r>
+            <w:r>
+              <w:t xml:space="preserve"> means Star Wanderer</w:t>
+            </w:r>
+            <w:r>
+              <w:rPr>
+                <w:rStyle w:val="FootnoteReference"/>
+              </w:rPr>
+              <w:footnoteReference w:id="1"/>
+            </w:r>
+            <w:r>
+              <w:t xml:space="preserve"> in </w:t>
+            </w:r>
+            <w:r>
+              <w:t>High Elvish</w:t>
+            </w:r>
+          </w:p>
+        </w:tc>
+      </w:tr>
+    </w:tbl>
+    <w:p/>
+    <w:p>
+      <w:pPr>
+        <w:pStyle w:val="H3"/>
+      </w:pPr>
+    </w:p>
+    <w:tbl>
+      <w:tblPr>
+        <w:tblStyle w:val="TableGrid"/>
+        <w:tblW w:w="0" w:type="auto"/>
+        <w:tblLook w:val="04A0"/>
+      </w:tblPr>
+      <w:tblGrid>
+        <w:gridCol w:w="2376"/>
+        <w:gridCol w:w="5448"/>
+        <w:gridCol w:w="3912"/>
+      </w:tblGrid>
+      <w:tr>
+        <w:tc>
+          <w:tcPr>
+            <w:tcW w:w="2376" w:type="dxa"/>
+          </w:tcPr>
+          <w:p>
+            <w:r>
+              <w:t>Kevin</w:t>
+            </w:r>
+          </w:p>
+        </w:tc>
+        <w:tc>
+          <w:tcPr>
+            <w:tcW w:w="5448" w:type="dxa"/>
+          </w:tcPr>
+          <w:p/>
+        </w:tc>
+        <w:tc>
+          <w:tcPr>
+            <w:tcW w:w="3912" w:type="dxa"/>
+          </w:tcPr>
+          <w:p/>
+        </w:tc>
+      </w:tr>
+      <w:tr>
+        <w:tc>
+          <w:tcPr>
+            <w:tcW w:w="2376" w:type="dxa"/>
+          </w:tcPr>
+          <w:p/>
+        </w:tc>
+        <w:tc>
+          <w:tcPr>
+            <w:tcW w:w="5448" w:type="dxa"/>
+          </w:tcPr>
+          <w:p/>
+        </w:tc>
+        <w:tc>
+          <w:tcPr>
+            <w:tcW w:w="3912" w:type="dxa"/>
+          </w:tcPr>
+          <w:p/>
+        </w:tc>
+      </w:tr>
+      <w:tr>
+        <w:tc>
+          <w:tcPr>
+            <w:tcW w:w="2376" w:type="dxa"/>
+          </w:tcPr>
+          <w:p/>
+        </w:tc>
+        <w:tc>
+          <w:tcPr>
+            <w:tcW w:w="5448" w:type="dxa"/>
+          </w:tcPr>
+          <w:p/>
+        </w:tc>
+        <w:tc>
+          <w:tcPr>
+            <w:tcW w:w="3912" w:type="dxa"/>
+          </w:tcPr>
+          <w:p/>
+        </w:tc>
+      </w:tr>
+    </w:tbl>
+    <w:p/>
+    <w:p/>
+    <w:p/>
+    <w:p/>
     <w:p/>
     <w:p/>
     <w:sectPr>
@@ -162,6 +374,25 @@
       </w:pPr>
       <w:r>
         <w:continuationSeparator/>
+      </w:r>
+    </w:p>
+  </w:footnote>
+  <w:footnote w:id="1">
+    <w:p>
+      <w:pPr>
+        <w:pStyle w:val="FootnoteText"/>
+      </w:pPr>
+      <w:r>
+        <w:rPr>
+          <w:rStyle w:val="FootnoteReference"/>
+        </w:rPr>
+        <w:footnoteRef/>
+      </w:r>
+      <w:r>
+        <w:t xml:space="preserve"> </w:t>
+      </w:r>
+      <w:r>
+        <w:t>https://teamgroupnames.com/elf-names-for-boys/</w:t>
       </w:r>
     </w:p>
   </w:footnote>
@@ -230,7 +461,7 @@
         <v:path o:extrusionok="f" gradientshapeok="t" o:connecttype="rect"/>
         <o:lock v:ext="edit" aspectratio="t"/>
       </v:shapetype>
-      <v:shape id="_x0000_i1028" type="#_x0000_t75" style="width:138.25pt;height:53.25pt;visibility:visible;mso-wrap-style:square" o:bullet="t">
+      <v:shape id="_x0000_i1050" type="#_x0000_t75" style="width:138.25pt;height:53.45pt;visibility:visible;mso-wrap-style:square" o:bullet="t">
         <v:imagedata r:id="rId1" o:title="MC900065312[1]"/>
       </v:shape>
     </w:pict>
@@ -1564,7 +1795,7 @@
 </file>
 
 <file path=customXml/itemProps1.xml><?xml version="1.0" encoding="utf-8"?>
-<ds:datastoreItem xmlns:ds="http://schemas.openxmlformats.org/officeDocument/2006/customXml" ds:itemID="{EA4CFE2C-19A8-4F6A-B279-3AD2C68EDE1D}">
+<ds:datastoreItem xmlns:ds="http://schemas.openxmlformats.org/officeDocument/2006/customXml" ds:itemID="{CEC39F10-6162-4E02-83A8-D40DC054284E}">
   <ds:schemaRefs>
     <ds:schemaRef ds:uri="http://schemas.openxmlformats.org/officeDocument/2006/bibliography"/>
   </ds:schemaRefs>

--- a/Books/Stories/ThePrincessAndTheWitchDoctor/Notes_ThePrincessAndTheWitchDoctor.docx
+++ b/Books/Stories/ThePrincessAndTheWitchDoctor/Notes_ThePrincessAndTheWitchDoctor.docx
@@ -209,7 +209,7 @@
           </w:tcPr>
           <w:p>
             <w:r>
-              <w:t>Kevin</w:t>
+              <w:t>Martin</w:t>
             </w:r>
           </w:p>
         </w:tc>
@@ -231,7 +231,11 @@
           <w:tcPr>
             <w:tcW w:w="2376" w:type="dxa"/>
           </w:tcPr>
-          <w:p/>
+          <w:p>
+            <w:r>
+              <w:t>Kevin</w:t>
+            </w:r>
+          </w:p>
         </w:tc>
         <w:tc>
           <w:tcPr>
@@ -461,7 +465,7 @@
         <v:path o:extrusionok="f" gradientshapeok="t" o:connecttype="rect"/>
         <o:lock v:ext="edit" aspectratio="t"/>
       </v:shapetype>
-      <v:shape id="_x0000_i1050" type="#_x0000_t75" style="width:138.25pt;height:53.45pt;visibility:visible;mso-wrap-style:square" o:bullet="t">
+      <v:shape id="_x0000_i1027" type="#_x0000_t75" style="width:138.15pt;height:53.45pt;visibility:visible;mso-wrap-style:square" o:bullet="t">
         <v:imagedata r:id="rId1" o:title="MC900065312[1]"/>
       </v:shape>
     </w:pict>
@@ -1795,7 +1799,7 @@
 </file>
 
 <file path=customXml/itemProps1.xml><?xml version="1.0" encoding="utf-8"?>
-<ds:datastoreItem xmlns:ds="http://schemas.openxmlformats.org/officeDocument/2006/customXml" ds:itemID="{CEC39F10-6162-4E02-83A8-D40DC054284E}">
+<ds:datastoreItem xmlns:ds="http://schemas.openxmlformats.org/officeDocument/2006/customXml" ds:itemID="{AAC84D30-86DC-40B7-80C7-DED78AE06BB6}">
   <ds:schemaRefs>
     <ds:schemaRef ds:uri="http://schemas.openxmlformats.org/officeDocument/2006/bibliography"/>
   </ds:schemaRefs>
